--- a/frontend/public/documents/TermsOfService_SelfRace_EN.docx
+++ b/frontend/public/documents/TermsOfService_SelfRace_EN.docx
@@ -615,7 +615,7 @@
           <w:b w:val="false"/>
           <w:bCs w:val="false"/>
         </w:rPr>
-        <w:t xml:space="preserve"> SelfRace is an independent application and is not affiliated with, endorsed or sponsored by Strava, Garmin or intervals.icu. Strava and Garmin are trademarks of their respective owners.</w:t>
+        <w:t xml:space="preserve"> SelfRace is an independent application. It is not a product of Strava, Garmin or intervals.icu, and is not endorsed or sponsored by these companies. Strava and Garmin are trademarks of their respective owners.</w:t>
       </w:r>
     </w:p>
     <w:p>
